--- a/docs/pack-commercial/PROCEDURE-CHANGEMENT-DE-FORMULE_interne.docx
+++ b/docs/pack-commercial/PROCEDURE-CHANGEMENT-DE-FORMULE_interne.docx
@@ -39,7 +39,7 @@
           <w:color w:val="4B5068"/>
           <w:sz w:val="20"/>
         </w:rPr>
-        <w:t>Qui fait quoi, dans quel ordre, et ce que ça change pour la facturation, la secrétaire et la prime du commercial. Les règles contractuelles sont à l'article 12 des CGV ; ce document est leur mode d'emploi.</w:t>
+        <w:t>Qui fait quoi, dans quel ordre, et ce que ça change pour la facturation, le chargé de mission et la prime du commercial. Les règles contractuelles sont à l'article 12 des CGV ; ce document est leur mode d'emploi.</w:t>
       </w:r>
     </w:p>
     <w:p>
@@ -569,7 +569,7 @@
         <w:rPr>
           <w:sz w:val="20"/>
         </w:rPr>
-        <w:t>Le garage écrit à contact@myeasyauto.fr (ou le signale à sa secrétaire, qui transmet). Accusé de réception sous 2 jours ouvrés avec l'avenant pré-rempli (AVENANT-CHANGEMENT-DE-FORMULE) et la date d'effet proposée.</w:t>
+        <w:t>Le garage écrit à contact@myeasyauto.fr (ou le signale à son chargé de mission, qui transmet). Accusé de réception sous 2 jours ouvrés avec l'avenant pré-rempli (AVENANT-CHANGEMENT-DE-FORMULE) et la date d'effet proposée.</w:t>
       </w:r>
     </w:p>
     <w:p>
@@ -639,13 +639,13 @@
           <w:b/>
           <w:sz w:val="20"/>
         </w:rPr>
-        <w:t xml:space="preserve">Secrétaire. </w:t>
+        <w:t xml:space="preserve">Chargé de mission. </w:t>
       </w:r>
       <w:r>
         <w:rPr>
           <w:sz w:val="20"/>
         </w:rPr>
-        <w:t>Prévenir la secrétaire (heures du forfait modifiées → sa rémunération = nouvelles heures × taux horaire dès la mensualité concernée). Descente vers ESSENTIEL = fin de l'affectation ; réaffecter ses heures.</w:t>
+        <w:t>Prévenir le chargé de mission (heures du forfait modifiées → sa rémunération = nouvelles heures × taux horaire dès la mensualité concernée). Descente vers ESSENTIEL = fin de l'affectation ; réaffecter ses heures.</w:t>
       </w:r>
     </w:p>
     <w:p>
@@ -664,7 +664,7 @@
         <w:rPr>
           <w:sz w:val="20"/>
         </w:rPr>
-        <w:t>Email de confirmation : nouvelle formule, nouvelle mensualité, date d'effet, heures de secrétariat du mois de bascule, rappel des heures reportées perdues.</w:t>
+        <w:t>Email de confirmation : nouvelle formule, nouvelle mensualité, date d'effet, heures d'Adhésion Service du mois de bascule, rappel des heures reportées perdues.</w:t>
       </w:r>
     </w:p>
     <w:p>
@@ -805,7 +805,7 @@
                 <w:b w:val="0"/>
                 <w:sz w:val="19"/>
               </w:rPr>
-              <w:t>STARTER</w:t>
+              <w:t>ADHÉSION SERVICE PLUS</w:t>
             </w:r>
           </w:p>
         </w:tc>
@@ -839,7 +839,7 @@
                 <w:b w:val="0"/>
                 <w:sz w:val="19"/>
               </w:rPr>
-              <w:t>CONFORT</w:t>
+              <w:t>ADHÉSION SERVICE PREMIUM</w:t>
             </w:r>
           </w:p>
         </w:tc>
@@ -873,7 +873,7 @@
                 <w:b w:val="0"/>
                 <w:sz w:val="19"/>
               </w:rPr>
-              <w:t>SÉRÉNITÉ</w:t>
+              <w:t>ADHÉSION SERVICE ULTIMATE</w:t>
             </w:r>
           </w:p>
         </w:tc>
@@ -956,7 +956,7 @@
               <w:rPr>
                 <w:sz w:val="19"/>
               </w:rPr>
-              <w:t>le commercial touche 85 % de la différence entre les deux mensualités HT de grille (ex. STARTER → CONFORT : 730 − 415 = 315 €), acquise à la 1re mensualité de la nouvelle formule encaissée (engagé) ou à la 3e (sans engagement). Ligne manuelle « Montée en formule — &lt;garage&gt; » sur le relevé (espace éditeur → Relevés &amp; paiements). Au-delà de 12 mois : pas de commission (le garage est fidélisé, le mérite revient au service).</w:t>
+              <w:t>le commercial touche 85 % de la différence entre les deux mensualités HT de grille (ex. ADHÉSION SERVICE PLUS → ADHÉSION SERVICE PREMIUM : 730 − 415 = 315 €), acquise à la 1re mensualité de la nouvelle formule encaissée (engagé) ou à la 3e (sans engagement). Ligne manuelle « Montée en formule — &lt;garage&gt; » sur le relevé (espace éditeur → Relevés &amp; paiements). Au-delà de 12 mois : pas de commission (le garage est fidélisé, le mérite revient au service).</w:t>
             </w:r>
           </w:p>
           <w:p>
@@ -1060,7 +1060,7 @@
         </w:rPr>
         <w:t>Bonjour [Prénom],</w:t>
         <w:br/>
-        <w:t>Nous avons bien reçu votre demande de passage à la formule [CONFORT — 20 h / mois]. Elle prendra effet le [1er octobre], avec une mensualité de [756,80 € HT] (votre engagement en cours jusqu'au [date] est conservé, avec la remise de [12 %] de la formule CONFORT). Vous trouverez ci-joint l'avenant à nous retourner signé ; dès réception, votre secrétaire [Prénom] passe à [20 h / mois].</w:t>
+        <w:t>Nous avons bien reçu votre demande de passage à la formule [ADHÉSION SERVICE PREMIUM — 20 h / mois]. Elle prendra effet le [1er octobre], avec une mensualité de [756,80 € HT] (votre engagement en cours jusqu'au [date] est conservé, avec la remise de [12 %] de la formule ADHÉSION SERVICE PREMIUM). Vous trouverez ci-joint l'avenant à nous retourner signé ; dès réception, votre chargé de mission [Prénom] passe à [20 h / mois].</w:t>
         <w:br/>
         <w:t>Bien à vous, IDEAFORMA</w:t>
       </w:r>
@@ -1091,13 +1091,16 @@
         </w:rPr>
         <w:t>Bonjour [Prénom],</w:t>
         <w:br/>
-        <w:t>Votre contrat comporte un engagement de 12 mois jusqu'au [date], en contrepartie d'une remise de [12 %]. Le passage à une formule inférieure est possible après six mensualités réglées, soit à partir du [date] : nous pouvons dès maintenant programmer le changement à cette date, sans frais. D'ici là, si le volume d'heures ne correspond pas à votre besoin, nous proposons de [réorganiser les tâches confiées à votre secrétaire / reporter 50 % des heures non consommées].</w:t>
+        <w:t>Votre contrat comporte un engagement de 12 mois jusqu'au [date], en contrepartie d'une remise de [12 %]. Le passage à une formule inférieure est possible après six mensualités réglées, soit à partir du [date] : nous pouvons dès maintenant programmer le changement à cette date, sans frais. D'ici là, si le volume d'heures ne correspond pas à votre besoin, nous proposons de [réorganiser les tâches confiées à votre chargé de mission / reporter 50 % des heures non consommées].</w:t>
         <w:br/>
         <w:t>Bien à vous, IDEAFORMA</w:t>
       </w:r>
     </w:p>
     <w:sectPr>
       <w:footerReference w:type="default" r:id="rId9"/>
+      <w:headerReference w:type="default" r:id="rId10"/>
+      <w:headerReference w:type="first" r:id="rId11"/>
+      <w:footerReference w:type="first" r:id="rId12"/>
       <w:pgSz w:w="11906" w:h="16838"/>
       <w:pgMar w:top="907" w:right="964" w:bottom="850" w:left="964" w:header="720" w:footer="720" w:gutter="0"/>
       <w:cols w:space="720"/>
@@ -1124,6 +1127,36 @@
     </w:r>
   </w:p>
 </w:ftr>
+</file>
+
+<file path=word/footer2.xml><?xml version="1.0" encoding="utf-8"?>
+<w:ftr xmlns:m="http://schemas.openxmlformats.org/officeDocument/2006/math" xmlns:mc="http://schemas.openxmlformats.org/markup-compatibility/2006" xmlns:mo="http://schemas.microsoft.com/office/mac/office/2008/main" xmlns:mv="urn:schemas-microsoft-com:mac:vml" xmlns:o="urn:schemas-microsoft-com:office:office" xmlns:r="http://schemas.openxmlformats.org/officeDocument/2006/relationships" xmlns:v="urn:schemas-microsoft-com:vml" xmlns:w10="urn:schemas-microsoft-com:office:word" xmlns:w14="http://schemas.microsoft.com/office/word/2010/wordml" xmlns:w="http://schemas.openxmlformats.org/wordprocessingml/2006/main" xmlns:wne="http://schemas.microsoft.com/office/word/2006/wordml" xmlns:wp14="http://schemas.microsoft.com/office/word/2010/wordprocessingDrawing" xmlns:wp="http://schemas.openxmlformats.org/drawingml/2006/wordprocessingDrawing" xmlns:wpc="http://schemas.microsoft.com/office/word/2010/wordprocessingCanvas" xmlns:wpg="http://schemas.microsoft.com/office/word/2010/wordprocessingGroup" xmlns:wpi="http://schemas.microsoft.com/office/word/2010/wordprocessingInk" xmlns:wps="http://schemas.microsoft.com/office/word/2010/wordprocessingShape" mc:Ignorable="w14 wp14">
+  <w:p>
+    <w:pPr>
+      <w:pStyle w:val="Footer"/>
+    </w:pPr>
+  </w:p>
+</w:ftr>
+</file>
+
+<file path=word/header1.xml><?xml version="1.0" encoding="utf-8"?>
+<w:hdr xmlns:m="http://schemas.openxmlformats.org/officeDocument/2006/math" xmlns:mc="http://schemas.openxmlformats.org/markup-compatibility/2006" xmlns:mo="http://schemas.microsoft.com/office/mac/office/2008/main" xmlns:mv="urn:schemas-microsoft-com:mac:vml" xmlns:o="urn:schemas-microsoft-com:office:office" xmlns:r="http://schemas.openxmlformats.org/officeDocument/2006/relationships" xmlns:v="urn:schemas-microsoft-com:vml" xmlns:w10="urn:schemas-microsoft-com:office:word" xmlns:w14="http://schemas.microsoft.com/office/word/2010/wordml" xmlns:w="http://schemas.openxmlformats.org/wordprocessingml/2006/main" xmlns:wne="http://schemas.microsoft.com/office/word/2006/wordml" xmlns:wp14="http://schemas.microsoft.com/office/word/2010/wordprocessingDrawing" xmlns:wp="http://schemas.openxmlformats.org/drawingml/2006/wordprocessingDrawing" xmlns:wpc="http://schemas.microsoft.com/office/word/2010/wordprocessingCanvas" xmlns:wpg="http://schemas.microsoft.com/office/word/2010/wordprocessingGroup" xmlns:wpi="http://schemas.microsoft.com/office/word/2010/wordprocessingInk" xmlns:wps="http://schemas.microsoft.com/office/word/2010/wordprocessingShape" mc:Ignorable="w14 wp14">
+  <w:p>
+    <w:pPr>
+      <w:pStyle w:val="Header"/>
+    </w:pPr>
+  </w:p>
+</w:hdr>
+</file>
+
+<file path=word/header2.xml><?xml version="1.0" encoding="utf-8"?>
+<w:hdr xmlns:m="http://schemas.openxmlformats.org/officeDocument/2006/math" xmlns:mc="http://schemas.openxmlformats.org/markup-compatibility/2006" xmlns:mo="http://schemas.microsoft.com/office/mac/office/2008/main" xmlns:mv="urn:schemas-microsoft-com:mac:vml" xmlns:o="urn:schemas-microsoft-com:office:office" xmlns:r="http://schemas.openxmlformats.org/officeDocument/2006/relationships" xmlns:v="urn:schemas-microsoft-com:vml" xmlns:w10="urn:schemas-microsoft-com:office:word" xmlns:w14="http://schemas.microsoft.com/office/word/2010/wordml" xmlns:w="http://schemas.openxmlformats.org/wordprocessingml/2006/main" xmlns:wne="http://schemas.microsoft.com/office/word/2006/wordml" xmlns:wp14="http://schemas.microsoft.com/office/word/2010/wordprocessingDrawing" xmlns:wp="http://schemas.openxmlformats.org/drawingml/2006/wordprocessingDrawing" xmlns:wpc="http://schemas.microsoft.com/office/word/2010/wordprocessingCanvas" xmlns:wpg="http://schemas.microsoft.com/office/word/2010/wordprocessingGroup" xmlns:wpi="http://schemas.microsoft.com/office/word/2010/wordprocessingInk" xmlns:wps="http://schemas.microsoft.com/office/word/2010/wordprocessingShape" mc:Ignorable="w14 wp14">
+  <w:p>
+    <w:pPr>
+      <w:pStyle w:val="Header"/>
+    </w:pPr>
+  </w:p>
+</w:hdr>
 </file>
 
 <file path=word/numbering.xml><?xml version="1.0" encoding="utf-8"?>

--- a/docs/pack-commercial/PROCEDURE-CHANGEMENT-DE-FORMULE_interne.docx
+++ b/docs/pack-commercial/PROCEDURE-CHANGEMENT-DE-FORMULE_interne.docx
@@ -12,7 +12,7 @@
           <w:color w:val="DB2777"/>
           <w:sz w:val="17"/>
         </w:rPr>
-        <w:t>PROCÉDURE INTERNE IDEAFORMA</w:t>
+        <w:t xml:space="preserve">PROCÉDURE INTERNE MY EASY AUTO</w:t>
       </w:r>
     </w:p>
     <w:p>
@@ -956,7 +956,7 @@
               <w:rPr>
                 <w:sz w:val="19"/>
               </w:rPr>
-              <w:t>le commercial touche 85 % de la différence entre les deux mensualités HT de grille (ex. ADHÉSION SERVICE PLUS → ADHÉSION SERVICE PREMIUM : 730 − 415 = 315 €), acquise à la 1re mensualité de la nouvelle formule encaissée (engagé) ou à la 3e (sans engagement). Ligne manuelle « Montée en formule — &lt;garage&gt; » sur le relevé (espace éditeur → Relevés &amp; paiements). Au-delà de 12 mois : pas de commission (le garage est fidélisé, le mérite revient au service).</w:t>
+              <w:t xml:space="preserve">le commercial touche 85 % de la différence entre les deux mensualités HT de grille (ex. ADHÉSION SERVICE PLUS → ADHÉSION SERVICE PREMIUM : 85 % × (860 − 490) = 314,50 €, arrondi à 315 €), acquise à la 1re mensualité de la nouvelle formule encaissée (engagé) ou à la 3e (sans engagement). Ligne manuelle « Montée en formule — &lt;garage&gt; » sur le relevé (espace éditeur → Relevés &amp; paiements). Au-delà de 12 mois : pas de commission (le garage est fidélisé, le mérite revient au service).</w:t>
             </w:r>
           </w:p>
           <w:p>
@@ -1010,7 +1010,7 @@
               <w:rPr>
                 <w:sz w:val="19"/>
               </w:rPr>
-              <w:t>sur une montée en gamme provoquée par IDEAFORMA (offre commerciale, geste) ni sur les heures hors forfait.</w:t>
+              <w:t xml:space="preserve">sur une montée en gamme provoquée par MY EASY AUTO (offre commerciale, geste) ni sur les heures hors forfait.</w:t>
             </w:r>
           </w:p>
         </w:tc>
@@ -1062,7 +1062,7 @@
         <w:br/>
         <w:t>Nous avons bien reçu votre demande de passage à la formule [ADHÉSION SERVICE PREMIUM — 20 h / mois]. Elle prendra effet le [1er octobre], avec une mensualité de [756,80 € HT] (votre engagement en cours jusqu'au [date] est conservé, avec la remise de [12 %] de la formule ADHÉSION SERVICE PREMIUM). Vous trouverez ci-joint l'avenant à nous retourner signé ; dès réception, votre chargé de mission [Prénom] passe à [20 h / mois].</w:t>
         <w:br/>
-        <w:t>Bien à vous, IDEAFORMA</w:t>
+        <w:t xml:space="preserve">Bien à vous, MY EASY AUTO</w:t>
       </w:r>
     </w:p>
     <w:p>
@@ -1093,7 +1093,7 @@
         <w:br/>
         <w:t>Votre contrat comporte un engagement de 12 mois jusqu'au [date], en contrepartie d'une remise de [12 %]. Le passage à une formule inférieure est possible après six mensualités réglées, soit à partir du [date] : nous pouvons dès maintenant programmer le changement à cette date, sans frais. D'ici là, si le volume d'heures ne correspond pas à votre besoin, nous proposons de [réorganiser les tâches confiées à votre chargé de mission / reporter 50 % des heures non consommées].</w:t>
         <w:br/>
-        <w:t>Bien à vous, IDEAFORMA</w:t>
+        <w:t xml:space="preserve">Bien à vous, MY EASY AUTO</w:t>
       </w:r>
     </w:p>
     <w:sectPr>
@@ -1123,7 +1123,7 @@
         <w:color w:val="8A8FA8"/>
         <w:sz w:val="15"/>
       </w:rPr>
-      <w:t>IDEAFORMA — procédure interne — changement de formule (v1.0, septembre 2026) — confidentiel</w:t>
+      <w:t xml:space="preserve">MY EASY AUTO — procédure interne — changement de formule (v1.0, septembre 2026) — confidentiel</w:t>
     </w:r>
   </w:p>
 </w:ftr>
